--- a/1952.5/1952年5月23日，关于推迟县区乡的“三反”和中小城市的“五反”的指示__LLM初注.docx
+++ b/1952.5/1952年5月23日，关于推迟县区乡的“三反”和中小城市的“五反”的指示__LLM初注.docx
@@ -340,13 +340,23 @@
       </w:r>
     </w:p>
     <w:p>
+      <w:commentRangeStart w:id="0"/>
       <w:r>
         <w:t>1. 【需核】中南局5月15日和湖北省委5月10日关于县区“三反”计划的电报原文内容需要核查。</w:t>
       </w:r>
-    </w:p>
-    <w:p>
+      <w:commentRangeEnd w:id="0"/>
+      <w:r>
+        <w:commentReference w:id="0"/>
+      </w:r>
+    </w:p>
+    <w:p>
+      <w:commentRangeStart w:id="1"/>
       <w:r>
         <w:t>2. 【需核】广西省委整顿土改工作队的经验具体内容需要核实。</w:t>
+      </w:r>
+      <w:commentRangeEnd w:id="1"/>
+      <w:r>
+        <w:commentReference w:id="1"/>
       </w:r>
     </w:p>
     <w:sectPr>
@@ -362,6 +372,25 @@
     </w:sectPr>
   </w:body>
 </w:document>
+</file>
+
+<file path=word/comments.xml><?xml version="1.0" encoding="utf-8"?>
+<w:comments xmlns:w="http://schemas.openxmlformats.org/wordprocessingml/2006/main">
+  <w:comment w:id="0" w:author="LLM初注待核" w:date="2026-07-05T15:07:28Z">
+    <w:p>
+      <w:r>
+        <w:t>【需核】中南局5月15日和湖北省委5月10日关于县区“三反”计划的电报原文内容需要核查。</w:t>
+      </w:r>
+    </w:p>
+  </w:comment>
+  <w:comment w:id="1" w:author="LLM初注待核" w:date="2026-07-05T15:07:28Z">
+    <w:p>
+      <w:r>
+        <w:t>【需核】广西省委整顿土改工作队的经验具体内容需要核实。</w:t>
+      </w:r>
+    </w:p>
+  </w:comment>
+</w:comments>
 </file>
 
 <file path=word/footer1.xml><?xml version="1.0" encoding="utf-8"?>

--- a/1952.5/1952年5月23日，关于推迟县区乡的“三反”和中小城市的“五反”的指示__LLM初注.docx
+++ b/1952.5/1952年5月23日，关于推迟县区乡的“三反”和中小城市的“五反”的指示__LLM初注.docx
@@ -346,6 +346,9 @@
       </w:r>
       <w:commentRangeEnd w:id="0"/>
       <w:r>
+        <w:rPr>
+          <w:rStyle w:val="CommentReference"/>
+        </w:rPr>
         <w:commentReference w:id="0"/>
       </w:r>
     </w:p>
@@ -356,6 +359,9 @@
       </w:r>
       <w:commentRangeEnd w:id="1"/>
       <w:r>
+        <w:rPr>
+          <w:rStyle w:val="CommentReference"/>
+        </w:rPr>
         <w:commentReference w:id="1"/>
       </w:r>
     </w:p>
@@ -378,6 +384,9 @@
 <w:comments xmlns:w="http://schemas.openxmlformats.org/wordprocessingml/2006/main">
   <w:comment w:id="0" w:author="LLM初注待核" w:date="2026-07-05T15:07:28Z">
     <w:p>
+      <w:pPr>
+        <w:pStyle w:val="CommentText"/>
+      </w:pPr>
       <w:r>
         <w:t>【需核】中南局5月15日和湖北省委5月10日关于县区“三反”计划的电报原文内容需要核查。</w:t>
       </w:r>
@@ -385,6 +394,9 @@
   </w:comment>
   <w:comment w:id="1" w:author="LLM初注待核" w:date="2026-07-05T15:07:28Z">
     <w:p>
+      <w:pPr>
+        <w:pStyle w:val="CommentText"/>
+      </w:pPr>
       <w:r>
         <w:t>【需核】广西省委整顿土改工作队的经验具体内容需要核实。</w:t>
       </w:r>

--- a/1952.5/1952年5月23日，关于推迟县区乡的“三反”和中小城市的“五反”的指示__LLM初注.docx
+++ b/1952.5/1952年5月23日，关于推迟县区乡的“三反”和中小城市的“五反”的指示__LLM初注.docx
@@ -41,21 +41,39 @@
       <w:r>
         <w:rPr>
           <w:rStyle w:val="FootnoteReference"/>
-        </w:rPr>
+          <w:vertAlign w:val="superscript"/>
+        </w:rPr>
+        <w:t>[</w:t>
         <w:footnoteReference w:id="4"/>
-      </w:r>
-      <w:r>
-        <w:rPr/>
+        <w:t>]</w:t>
+      </w:r>
+      <w:r>
+        <w:rPr>
+          <w:rFonts w:hint="eastAsia" w:ascii="黑体" w:hAnsi="黑体" w:eastAsia="黑体" w:cs="黑体"/>
+          <w:sz w:val="44"/>
+          <w:szCs w:val="44"/>
+          <w:vertAlign w:val="baseline"/>
+          <w:lang w:val="en-US" w:eastAsia="zh-CN"/>
+        </w:rPr>
         <w:t>和中小城市的“五反”</w:t>
       </w:r>
       <w:r>
         <w:rPr>
           <w:rStyle w:val="FootnoteReference"/>
-        </w:rPr>
+          <w:vertAlign w:val="superscript"/>
+        </w:rPr>
+        <w:t>[</w:t>
         <w:footnoteReference w:id="5"/>
-      </w:r>
-      <w:r>
-        <w:rPr/>
+        <w:t>]</w:t>
+      </w:r>
+      <w:r>
+        <w:rPr>
+          <w:rFonts w:hint="eastAsia" w:ascii="黑体" w:hAnsi="黑体" w:eastAsia="黑体" w:cs="黑体"/>
+          <w:sz w:val="44"/>
+          <w:szCs w:val="44"/>
+          <w:vertAlign w:val="baseline"/>
+          <w:lang w:val="en-US" w:eastAsia="zh-CN"/>
+        </w:rPr>
         <w:t xml:space="preserve">的指示</w:t>
       </w:r>
       <w:bookmarkEnd w:id="0"/>
@@ -71,13 +89,16 @@
       </w:r>
       <w:r>
         <w:rPr>
+          <w:rStyle w:val="FootnoteReference"/>
           <w:rFonts w:hint="eastAsia" w:ascii="仿宋" w:hAnsi="仿宋" w:eastAsia="仿宋" w:cs="仿宋"/>
           <w:sz w:val="36"/>
           <w:szCs w:val="36"/>
           <w:vertAlign w:val="superscript"/>
           <w:lang w:val="en-US" w:eastAsia="zh-CN"/>
         </w:rPr>
+        <w:t>[</w:t>
         <w:footnoteReference w:id="0"/>
+        <w:t>]</w:t>
       </w:r>
       <w:r>
         <w:rPr>
@@ -159,21 +180,35 @@
       <w:r>
         <w:rPr>
           <w:rStyle w:val="FootnoteReference"/>
-        </w:rPr>
+          <w:vertAlign w:val="superscript"/>
+        </w:rPr>
+        <w:t>[</w:t>
         <w:footnoteReference w:id="6"/>
-      </w:r>
-      <w:r>
-        <w:rPr/>
+        <w:t>]</w:t>
+      </w:r>
+      <w:r>
+        <w:rPr>
+          <w:rFonts w:hint="eastAsia" w:ascii="仿宋" w:hAnsi="仿宋" w:eastAsia="仿宋"/>
+          <w:sz w:val="32"/>
+          <w:szCs w:val="32"/>
+        </w:rPr>
         <w:t>转湖北省委</w:t>
       </w:r>
       <w:r>
         <w:rPr>
           <w:rStyle w:val="FootnoteReference"/>
-        </w:rPr>
+          <w:vertAlign w:val="superscript"/>
+        </w:rPr>
+        <w:t>[</w:t>
         <w:footnoteReference w:id="7"/>
-      </w:r>
-      <w:r>
-        <w:rPr/>
+        <w:t>]</w:t>
+      </w:r>
+      <w:r>
+        <w:rPr>
+          <w:rFonts w:hint="eastAsia" w:ascii="仿宋" w:hAnsi="仿宋" w:eastAsia="仿宋"/>
+          <w:sz w:val="32"/>
+          <w:szCs w:val="32"/>
+        </w:rPr>
         <w:t xml:space="preserve">并各中央局、分局并转省、市、区党委：</w:t>
       </w:r>
     </w:p>
@@ -212,11 +247,18 @@
       <w:r>
         <w:rPr>
           <w:rStyle w:val="FootnoteReference"/>
-        </w:rPr>
+          <w:vertAlign w:val="superscript"/>
+        </w:rPr>
+        <w:t>[</w:t>
         <w:footnoteReference w:id="8"/>
-      </w:r>
-      <w:r>
-        <w:rPr/>
+        <w:t>]</w:t>
+      </w:r>
+      <w:r>
+        <w:rPr>
+          <w:rFonts w:hint="eastAsia" w:ascii="仿宋" w:hAnsi="仿宋" w:eastAsia="仿宋"/>
+          <w:sz w:val="32"/>
+          <w:szCs w:val="32"/>
+        </w:rPr>
         <w:t xml:space="preserve">以前凡未发动“三反”的县区乡和“五反”的城市，均不再发动，待今年秋征以后或明年再有步骤地来进行。因此，你们准备在</w:t>
       </w:r>
       <w:r>
@@ -239,21 +281,35 @@
       <w:r>
         <w:rPr>
           <w:rStyle w:val="FootnoteReference"/>
-        </w:rPr>
+          <w:vertAlign w:val="superscript"/>
+        </w:rPr>
+        <w:t>[</w:t>
         <w:footnoteReference w:id="9"/>
-      </w:r>
-      <w:r>
-        <w:rPr/>
+        <w:t>]</w:t>
+      </w:r>
+      <w:r>
+        <w:rPr>
+          <w:rFonts w:hint="eastAsia" w:ascii="仿宋" w:hAnsi="仿宋" w:eastAsia="仿宋"/>
+          <w:sz w:val="32"/>
+          <w:szCs w:val="32"/>
+        </w:rPr>
         <w:t>等项工作，在这些工作中立功和改正错误，有罪者，在将来的“三反”中亦可将功折罪，而不要不安心工作，一错再错。在此期间，如有个别贪污分子自愿交代贪污事实及交出赃款者，亦可接收，但不要发动群众运动去追查。对于集中休整的土改工作队和业已调换工作的干部，则可以参照广西省委</w:t>
       </w:r>
       <w:r>
         <w:rPr>
           <w:rStyle w:val="FootnoteReference"/>
-        </w:rPr>
+          <w:vertAlign w:val="superscript"/>
+        </w:rPr>
+        <w:t>[</w:t>
         <w:footnoteReference w:id="10"/>
-      </w:r>
-      <w:r>
-        <w:rPr/>
+        <w:t>]</w:t>
+      </w:r>
+      <w:r>
+        <w:rPr>
+          <w:rFonts w:hint="eastAsia" w:ascii="仿宋" w:hAnsi="仿宋" w:eastAsia="仿宋"/>
+          <w:sz w:val="32"/>
+          <w:szCs w:val="32"/>
+        </w:rPr>
         <w:t xml:space="preserve">整顿土改工作队的经验进行整顿。</w:t>
       </w:r>
     </w:p>

--- a/1952.5/1952年5月23日，关于推迟县区乡的“三反”和中小城市的“五反”的指示__LLM初注.docx
+++ b/1952.5/1952年5月23日，关于推迟县区乡的“三反”和中小城市的“五反”的指示__LLM初注.docx
@@ -43,9 +43,16 @@
           <w:rStyle w:val="FootnoteReference"/>
           <w:vertAlign w:val="superscript"/>
         </w:rPr>
-        <w:t>[</w:t>
+        <w:t>[1]</w:t>
+      </w:r>
+      <w:r>
+        <w:rPr>
+          <w:rStyle w:val="FootnoteReference"/>
+          <w:vertAlign w:val="superscript"/>
+          <w:vanish/>
+          <w:specVanish/>
+        </w:rPr>
         <w:footnoteReference w:id="4"/>
-        <w:t>]</w:t>
       </w:r>
       <w:r>
         <w:rPr>
@@ -62,9 +69,16 @@
           <w:rStyle w:val="FootnoteReference"/>
           <w:vertAlign w:val="superscript"/>
         </w:rPr>
-        <w:t>[</w:t>
+        <w:t>[2]</w:t>
+      </w:r>
+      <w:r>
+        <w:rPr>
+          <w:rStyle w:val="FootnoteReference"/>
+          <w:vertAlign w:val="superscript"/>
+          <w:vanish/>
+          <w:specVanish/>
+        </w:rPr>
         <w:footnoteReference w:id="5"/>
-        <w:t>]</w:t>
       </w:r>
       <w:r>
         <w:rPr>
@@ -79,36 +93,19 @@
       <w:bookmarkEnd w:id="0"/>
       <w:r>
         <w:rPr>
-          <w:rFonts w:hint="eastAsia" w:ascii="仿宋" w:hAnsi="仿宋" w:eastAsia="仿宋" w:cs="仿宋"/>
-          <w:sz w:val="36"/>
-          <w:szCs w:val="36"/>
+          <w:rStyle w:val="FootnoteReference"/>
           <w:vertAlign w:val="superscript"/>
-          <w:lang w:val="en-US" w:eastAsia="zh-CN"/>
-        </w:rPr>
-        <w:t>[</w:t>
-      </w:r>
-      <w:r>
-        <w:rPr>
-          <w:rStyle w:val="FootnoteReference"/>
-          <w:rFonts w:hint="eastAsia" w:ascii="仿宋" w:hAnsi="仿宋" w:eastAsia="仿宋" w:cs="仿宋"/>
-          <w:sz w:val="36"/>
-          <w:szCs w:val="36"/>
+        </w:rPr>
+        <w:t>[3]</w:t>
+      </w:r>
+      <w:r>
+        <w:rPr>
+          <w:rStyle w:val="FootnoteReference"/>
           <w:vertAlign w:val="superscript"/>
-          <w:lang w:val="en-US" w:eastAsia="zh-CN"/>
-        </w:rPr>
-        <w:t>[</w:t>
+          <w:vanish/>
+          <w:specVanish/>
+        </w:rPr>
         <w:footnoteReference w:id="0"/>
-        <w:t>]</w:t>
-      </w:r>
-      <w:r>
-        <w:rPr>
-          <w:rFonts w:hint="eastAsia" w:ascii="仿宋" w:hAnsi="仿宋" w:eastAsia="仿宋" w:cs="仿宋"/>
-          <w:sz w:val="36"/>
-          <w:szCs w:val="36"/>
-          <w:vertAlign w:val="superscript"/>
-          <w:lang w:val="en-US" w:eastAsia="zh-CN"/>
-        </w:rPr>
-        <w:t>]</w:t>
       </w:r>
     </w:p>
     <w:p>
@@ -182,9 +179,16 @@
           <w:rStyle w:val="FootnoteReference"/>
           <w:vertAlign w:val="superscript"/>
         </w:rPr>
-        <w:t>[</w:t>
+        <w:t>[4]</w:t>
+      </w:r>
+      <w:r>
+        <w:rPr>
+          <w:rStyle w:val="FootnoteReference"/>
+          <w:vertAlign w:val="superscript"/>
+          <w:vanish/>
+          <w:specVanish/>
+        </w:rPr>
         <w:footnoteReference w:id="6"/>
-        <w:t>]</w:t>
       </w:r>
       <w:r>
         <w:rPr>
@@ -199,9 +203,16 @@
           <w:rStyle w:val="FootnoteReference"/>
           <w:vertAlign w:val="superscript"/>
         </w:rPr>
-        <w:t>[</w:t>
+        <w:t>[5]</w:t>
+      </w:r>
+      <w:r>
+        <w:rPr>
+          <w:rStyle w:val="FootnoteReference"/>
+          <w:vertAlign w:val="superscript"/>
+          <w:vanish/>
+          <w:specVanish/>
+        </w:rPr>
         <w:footnoteReference w:id="7"/>
-        <w:t>]</w:t>
       </w:r>
       <w:r>
         <w:rPr>
@@ -249,9 +260,16 @@
           <w:rStyle w:val="FootnoteReference"/>
           <w:vertAlign w:val="superscript"/>
         </w:rPr>
-        <w:t>[</w:t>
+        <w:t>[6]</w:t>
+      </w:r>
+      <w:r>
+        <w:rPr>
+          <w:rStyle w:val="FootnoteReference"/>
+          <w:vertAlign w:val="superscript"/>
+          <w:vanish/>
+          <w:specVanish/>
+        </w:rPr>
         <w:footnoteReference w:id="8"/>
-        <w:t>]</w:t>
       </w:r>
       <w:r>
         <w:rPr>
@@ -283,9 +301,16 @@
           <w:rStyle w:val="FootnoteReference"/>
           <w:vertAlign w:val="superscript"/>
         </w:rPr>
-        <w:t>[</w:t>
+        <w:t>[7]</w:t>
+      </w:r>
+      <w:r>
+        <w:rPr>
+          <w:rStyle w:val="FootnoteReference"/>
+          <w:vertAlign w:val="superscript"/>
+          <w:vanish/>
+          <w:specVanish/>
+        </w:rPr>
         <w:footnoteReference w:id="9"/>
-        <w:t>]</w:t>
       </w:r>
       <w:r>
         <w:rPr>
@@ -300,9 +325,16 @@
           <w:rStyle w:val="FootnoteReference"/>
           <w:vertAlign w:val="superscript"/>
         </w:rPr>
-        <w:t>[</w:t>
+        <w:t>[8]</w:t>
+      </w:r>
+      <w:r>
+        <w:rPr>
+          <w:rStyle w:val="FootnoteReference"/>
+          <w:vertAlign w:val="superscript"/>
+          <w:vanish/>
+          <w:specVanish/>
+        </w:rPr>
         <w:footnoteReference w:id="10"/>
-        <w:t>]</w:t>
       </w:r>
       <w:r>
         <w:rPr>
@@ -592,33 +624,9 @@
       </w:pPr>
       <w:r>
         <w:rPr>
-          <w:rFonts w:hint="eastAsia" w:asciiTheme="minorEastAsia" w:hAnsiTheme="minorEastAsia" w:eastAsiaTheme="minorEastAsia" w:cstheme="minorBidi"/>
-          <w:kern w:val="2"/>
-          <w:sz w:val="21"/>
-          <w:szCs w:val="21"/>
-          <w:lang w:val="en-US" w:eastAsia="zh-CN" w:bidi="ar-SA"/>
-        </w:rPr>
-        <w:t>[</w:t>
-      </w:r>
-      <w:r>
-        <w:rPr>
-          <w:rFonts w:hint="eastAsia" w:asciiTheme="minorEastAsia" w:hAnsiTheme="minorEastAsia" w:eastAsiaTheme="minorEastAsia" w:cstheme="minorBidi"/>
-          <w:kern w:val="2"/>
-          <w:sz w:val="21"/>
-          <w:szCs w:val="21"/>
-          <w:lang w:val="en-US" w:eastAsia="zh-CN" w:bidi="ar-SA"/>
-        </w:rPr>
-        <w:footnoteRef/>
-      </w:r>
-      <w:r>
-        <w:rPr>
-          <w:rFonts w:hint="eastAsia" w:asciiTheme="minorEastAsia" w:hAnsiTheme="minorEastAsia" w:eastAsiaTheme="minorEastAsia" w:cstheme="minorBidi"/>
-          <w:kern w:val="2"/>
-          <w:sz w:val="21"/>
-          <w:szCs w:val="21"/>
-          <w:lang w:val="en-US" w:eastAsia="zh-CN" w:bidi="ar-SA"/>
-        </w:rPr>
-        <w:t>]</w:t>
+          <w:rStyle w:val="FootnoteReference"/>
+        </w:rPr>
+        <w:t>[3]</w:t>
       </w:r>
       <w:r>
         <w:rPr>
@@ -685,13 +693,9 @@
       </w:pPr>
       <w:r>
         <w:rPr>
-          <w:rFonts w:asciiTheme="minorEastAsia" w:hAnsiTheme="minorEastAsia" w:eastAsiaTheme="minorEastAsia" w:cstheme="minorBidi"/>
-          <w:kern w:val="2"/>
-          <w:sz w:val="21"/>
-          <w:szCs w:val="21"/>
-          <w:lang w:val="en-US" w:eastAsia="zh-CN" w:bidi="ar-SA"/>
-        </w:rPr>
-        <w:footnoteRef/>
+          <w:rStyle w:val="FootnoteReference"/>
+        </w:rPr>
+        <w:t>[1]</w:t>
       </w:r>
       <w:r>
         <w:rPr>
@@ -718,13 +722,9 @@
       </w:pPr>
       <w:r>
         <w:rPr>
-          <w:rFonts w:asciiTheme="minorEastAsia" w:hAnsiTheme="minorEastAsia" w:eastAsiaTheme="minorEastAsia" w:cstheme="minorBidi"/>
-          <w:kern w:val="2"/>
-          <w:sz w:val="21"/>
-          <w:szCs w:val="21"/>
-          <w:lang w:val="en-US" w:eastAsia="zh-CN" w:bidi="ar-SA"/>
-        </w:rPr>
-        <w:footnoteRef/>
+          <w:rStyle w:val="FootnoteReference"/>
+        </w:rPr>
+        <w:t>[2]</w:t>
       </w:r>
       <w:r>
         <w:rPr>
@@ -751,13 +751,9 @@
       </w:pPr>
       <w:r>
         <w:rPr>
-          <w:rFonts w:asciiTheme="minorEastAsia" w:hAnsiTheme="minorEastAsia" w:eastAsiaTheme="minorEastAsia" w:cstheme="minorBidi"/>
-          <w:kern w:val="2"/>
-          <w:sz w:val="21"/>
-          <w:szCs w:val="21"/>
-          <w:lang w:val="en-US" w:eastAsia="zh-CN" w:bidi="ar-SA"/>
-        </w:rPr>
-        <w:footnoteRef/>
+          <w:rStyle w:val="FootnoteReference"/>
+        </w:rPr>
+        <w:t>[4]</w:t>
       </w:r>
       <w:r>
         <w:rPr>
@@ -784,13 +780,9 @@
       </w:pPr>
       <w:r>
         <w:rPr>
-          <w:rFonts w:asciiTheme="minorEastAsia" w:hAnsiTheme="minorEastAsia" w:eastAsiaTheme="minorEastAsia" w:cstheme="minorBidi"/>
-          <w:kern w:val="2"/>
-          <w:sz w:val="21"/>
-          <w:szCs w:val="21"/>
-          <w:lang w:val="en-US" w:eastAsia="zh-CN" w:bidi="ar-SA"/>
-        </w:rPr>
-        <w:footnoteRef/>
+          <w:rStyle w:val="FootnoteReference"/>
+        </w:rPr>
+        <w:t>[5]</w:t>
       </w:r>
       <w:r>
         <w:rPr>
@@ -817,13 +809,9 @@
       </w:pPr>
       <w:r>
         <w:rPr>
-          <w:rFonts w:asciiTheme="minorEastAsia" w:hAnsiTheme="minorEastAsia" w:eastAsiaTheme="minorEastAsia" w:cstheme="minorBidi"/>
-          <w:kern w:val="2"/>
-          <w:sz w:val="21"/>
-          <w:szCs w:val="21"/>
-          <w:lang w:val="en-US" w:eastAsia="zh-CN" w:bidi="ar-SA"/>
-        </w:rPr>
-        <w:footnoteRef/>
+          <w:rStyle w:val="FootnoteReference"/>
+        </w:rPr>
+        <w:t>[6]</w:t>
       </w:r>
       <w:r>
         <w:rPr>
@@ -850,13 +838,9 @@
       </w:pPr>
       <w:r>
         <w:rPr>
-          <w:rFonts w:asciiTheme="minorEastAsia" w:hAnsiTheme="minorEastAsia" w:eastAsiaTheme="minorEastAsia" w:cstheme="minorBidi"/>
-          <w:kern w:val="2"/>
-          <w:sz w:val="21"/>
-          <w:szCs w:val="21"/>
-          <w:lang w:val="en-US" w:eastAsia="zh-CN" w:bidi="ar-SA"/>
-        </w:rPr>
-        <w:footnoteRef/>
+          <w:rStyle w:val="FootnoteReference"/>
+        </w:rPr>
+        <w:t>[7]</w:t>
       </w:r>
       <w:r>
         <w:rPr>
@@ -883,13 +867,9 @@
       </w:pPr>
       <w:r>
         <w:rPr>
-          <w:rFonts w:asciiTheme="minorEastAsia" w:hAnsiTheme="minorEastAsia" w:eastAsiaTheme="minorEastAsia" w:cstheme="minorBidi"/>
-          <w:kern w:val="2"/>
-          <w:sz w:val="21"/>
-          <w:szCs w:val="21"/>
-          <w:lang w:val="en-US" w:eastAsia="zh-CN" w:bidi="ar-SA"/>
-        </w:rPr>
-        <w:footnoteRef/>
+          <w:rStyle w:val="FootnoteReference"/>
+        </w:rPr>
+        <w:t>[8]</w:t>
       </w:r>
       <w:r>
         <w:rPr>
